--- a/2024-Grupo-7/Plantilla-Convocatoria-UNICA-Examen-Ciencias.docx
+++ b/2024-Grupo-7/Plantilla-Convocatoria-UNICA-Examen-Ciencias.docx
@@ -255,7 +255,7 @@
           <w:szCs w:val="28"/>
           <w:rtl w:val="0"/>
         </w:rPr>
-        <w:t xml:space="preserve">Hora fin (estudiantes con NEAE/discapacidad): XXX</w:t>
+        <w:t xml:space="preserve">Hora fin (estudiantes con adaptaciones): XXX</w:t>
       </w:r>
     </w:p>
     <w:p>
@@ -1133,7 +1133,7 @@
     <w:name w:val="normal"/>
   </w:style>
   <w:style w:type="table" w:styleId="TableNormal" w:default="1">
-    <w:name w:val="Table Normal"/>
+    <w:name w:val="TableNormal"/>
   </w:style>
   <w:style w:type="paragraph" w:styleId="Heading1">
     <w:name w:val="heading 1"/>
